--- a/Отчет_v0.5.docx
+++ b/Отчет_v0.5.docx
@@ -585,6 +585,9 @@
         <w:spacing w:after="10" w:line="249" w:lineRule="auto"/>
         <w:ind w:right="62"/>
         <w:jc w:val="center"/>
+        <w:rPr>
+          <w:lang w:val="en-US"/>
+        </w:rPr>
       </w:pPr>
       <w:r>
         <w:t>Москва 2026</w:t>
@@ -597,489 +600,6 @@
           <w:rFonts w:eastAsia="Times New Roman" w:cs="Times New Roman"/>
         </w:rPr>
         <w:t xml:space="preserve"> </w:t>
-      </w:r>
-    </w:p>
-    <w:p>
-      <w:pPr>
-        <w:spacing w:line="360" w:lineRule="auto"/>
-        <w:jc w:val="center"/>
-        <w:rPr>
-          <w:rFonts w:cs="Times New Roman"/>
-          <w:szCs w:val="28"/>
-        </w:rPr>
-      </w:pPr>
-    </w:p>
-    <w:p>
-      <w:pPr>
-        <w:spacing w:line="360" w:lineRule="auto"/>
-        <w:jc w:val="center"/>
-        <w:rPr>
-          <w:rFonts w:cs="Times New Roman"/>
-          <w:szCs w:val="28"/>
-        </w:rPr>
-      </w:pPr>
-      <w:r>
-        <w:rPr>
-          <w:rFonts w:cs="Times New Roman"/>
-          <w:szCs w:val="28"/>
-        </w:rPr>
-        <w:t>Отчет</w:t>
-      </w:r>
-    </w:p>
-    <w:p>
-      <w:pPr>
-        <w:spacing w:line="360" w:lineRule="auto"/>
-        <w:rPr>
-          <w:rFonts w:cs="Times New Roman"/>
-          <w:szCs w:val="28"/>
-        </w:rPr>
-      </w:pPr>
-    </w:p>
-    <w:p>
-      <w:pPr>
-        <w:spacing w:line="360" w:lineRule="auto"/>
-        <w:jc w:val="center"/>
-        <w:rPr>
-          <w:rFonts w:cs="Times New Roman"/>
-          <w:szCs w:val="28"/>
-        </w:rPr>
-      </w:pPr>
-      <w:r>
-        <w:rPr>
-          <w:rFonts w:cs="Times New Roman"/>
-          <w:szCs w:val="28"/>
-        </w:rPr>
-        <w:t xml:space="preserve">Разработка веб-сайта для скрытия </w:t>
-      </w:r>
-      <w:r>
-        <w:rPr>
-          <w:rFonts w:cs="Times New Roman"/>
-          <w:szCs w:val="28"/>
-        </w:rPr>
-        <w:t xml:space="preserve">текстовых </w:t>
-      </w:r>
-      <w:r>
-        <w:rPr>
-          <w:rFonts w:cs="Times New Roman"/>
-          <w:szCs w:val="28"/>
-        </w:rPr>
-        <w:t xml:space="preserve">сообщений в изображениях, с использованием </w:t>
-      </w:r>
-      <w:r>
-        <w:rPr>
-          <w:rFonts w:cs="Times New Roman"/>
-          <w:szCs w:val="28"/>
-        </w:rPr>
-        <w:t>стеганографических</w:t>
-      </w:r>
-      <w:r>
-        <w:rPr>
-          <w:rFonts w:cs="Times New Roman"/>
-          <w:szCs w:val="28"/>
-        </w:rPr>
-        <w:t xml:space="preserve"> </w:t>
-      </w:r>
-      <w:r>
-        <w:rPr>
-          <w:rFonts w:cs="Times New Roman"/>
-          <w:szCs w:val="28"/>
-        </w:rPr>
-        <w:t>методов.</w:t>
-      </w:r>
-    </w:p>
-    <w:p>
-      <w:pPr>
-        <w:spacing w:line="360" w:lineRule="auto"/>
-        <w:rPr>
-          <w:rFonts w:cs="Times New Roman"/>
-          <w:szCs w:val="28"/>
-        </w:rPr>
-      </w:pPr>
-    </w:p>
-    <w:p>
-      <w:pPr>
-        <w:spacing w:line="360" w:lineRule="auto"/>
-        <w:rPr>
-          <w:rFonts w:cs="Times New Roman"/>
-          <w:szCs w:val="28"/>
-        </w:rPr>
-      </w:pPr>
-    </w:p>
-    <w:p>
-      <w:pPr>
-        <w:spacing w:line="360" w:lineRule="auto"/>
-        <w:rPr>
-          <w:rFonts w:cs="Times New Roman"/>
-          <w:szCs w:val="28"/>
-        </w:rPr>
-      </w:pPr>
-      <w:r>
-        <w:rPr>
-          <w:rFonts w:cs="Times New Roman"/>
-          <w:szCs w:val="28"/>
-        </w:rPr>
-        <w:t>БАС2201</w:t>
-      </w:r>
-    </w:p>
-    <w:p>
-      <w:pPr>
-        <w:spacing w:line="360" w:lineRule="auto"/>
-        <w:rPr>
-          <w:rFonts w:cs="Times New Roman"/>
-          <w:szCs w:val="28"/>
-        </w:rPr>
-      </w:pPr>
-    </w:p>
-    <w:p>
-      <w:pPr>
-        <w:spacing w:line="360" w:lineRule="auto"/>
-        <w:rPr>
-          <w:rFonts w:cs="Times New Roman"/>
-          <w:szCs w:val="28"/>
-        </w:rPr>
-      </w:pPr>
-      <w:r>
-        <w:rPr>
-          <w:rFonts w:cs="Times New Roman"/>
-          <w:szCs w:val="28"/>
-        </w:rPr>
-        <w:t>Зорин Д. С.</w:t>
-      </w:r>
-    </w:p>
-    <w:p>
-      <w:pPr>
-        <w:spacing w:line="360" w:lineRule="auto"/>
-        <w:rPr>
-          <w:rFonts w:cs="Times New Roman"/>
-          <w:szCs w:val="28"/>
-        </w:rPr>
-      </w:pPr>
-    </w:p>
-    <w:p>
-      <w:pPr>
-        <w:spacing w:line="360" w:lineRule="auto"/>
-        <w:rPr>
-          <w:rFonts w:cs="Times New Roman"/>
-          <w:szCs w:val="28"/>
-        </w:rPr>
-      </w:pPr>
-      <w:r>
-        <w:rPr>
-          <w:rFonts w:cs="Times New Roman"/>
-          <w:szCs w:val="28"/>
-          <w:highlight w:val="yellow"/>
-        </w:rPr>
-        <w:t>Структура: ВКР должна включать задание, отзыв руководителя</w:t>
-      </w:r>
-      <w:r>
-        <w:rPr>
-          <w:rFonts w:cs="Times New Roman"/>
-          <w:szCs w:val="28"/>
-          <w:highlight w:val="yellow"/>
-        </w:rPr>
-        <w:t>, титульный лист</w:t>
-      </w:r>
-      <w:r>
-        <w:rPr>
-          <w:rFonts w:cs="Times New Roman"/>
-          <w:szCs w:val="28"/>
-          <w:highlight w:val="yellow"/>
-        </w:rPr>
-        <w:t xml:space="preserve"> и рецензию (отдельные страницы).</w:t>
-      </w:r>
-    </w:p>
-    <w:p>
-      <w:pPr>
-        <w:pStyle w:val="a3"/>
-        <w:numPr>
-          <w:ilvl w:val="0"/>
-          <w:numId w:val="32"/>
-        </w:numPr>
-        <w:spacing w:line="360" w:lineRule="auto"/>
-        <w:rPr>
-          <w:rFonts w:cs="Times New Roman"/>
-          <w:szCs w:val="28"/>
-          <w:highlight w:val="green"/>
-        </w:rPr>
-      </w:pPr>
-      <w:r>
-        <w:rPr>
-          <w:rFonts w:cs="Times New Roman"/>
-          <w:szCs w:val="28"/>
-          <w:highlight w:val="green"/>
-        </w:rPr>
-        <w:t>Расширить главу 1</w:t>
-      </w:r>
-      <w:r>
-        <w:rPr>
-          <w:rFonts w:cs="Times New Roman"/>
-          <w:szCs w:val="28"/>
-          <w:highlight w:val="green"/>
-        </w:rPr>
-        <w:t xml:space="preserve"> используя статью</w:t>
-      </w:r>
-    </w:p>
-    <w:p>
-      <w:pPr>
-        <w:pStyle w:val="a3"/>
-        <w:numPr>
-          <w:ilvl w:val="0"/>
-          <w:numId w:val="32"/>
-        </w:numPr>
-        <w:spacing w:line="360" w:lineRule="auto"/>
-        <w:rPr>
-          <w:rFonts w:cs="Times New Roman"/>
-          <w:szCs w:val="28"/>
-          <w:highlight w:val="green"/>
-        </w:rPr>
-      </w:pPr>
-      <w:r>
-        <w:rPr>
-          <w:rFonts w:cs="Times New Roman"/>
-          <w:szCs w:val="28"/>
-          <w:highlight w:val="green"/>
-        </w:rPr>
-        <w:t>Добавить источников 30+ чтобы было</w:t>
-      </w:r>
-    </w:p>
-    <w:p>
-      <w:pPr>
-        <w:pStyle w:val="a3"/>
-        <w:numPr>
-          <w:ilvl w:val="0"/>
-          <w:numId w:val="32"/>
-        </w:numPr>
-        <w:spacing w:line="360" w:lineRule="auto"/>
-        <w:rPr>
-          <w:rFonts w:cs="Times New Roman"/>
-          <w:szCs w:val="28"/>
-          <w:highlight w:val="green"/>
-        </w:rPr>
-      </w:pPr>
-      <w:r>
-        <w:rPr>
-          <w:rFonts w:cs="Times New Roman"/>
-          <w:szCs w:val="28"/>
-          <w:highlight w:val="green"/>
-        </w:rPr>
-        <w:t xml:space="preserve">Изменить график в главе 3.7, сделать </w:t>
-      </w:r>
-      <w:r>
-        <w:rPr>
-          <w:rFonts w:cs="Times New Roman"/>
-          <w:szCs w:val="28"/>
-          <w:highlight w:val="green"/>
-        </w:rPr>
-        <w:t>такой же</w:t>
-      </w:r>
-      <w:r>
-        <w:rPr>
-          <w:rFonts w:cs="Times New Roman"/>
-          <w:szCs w:val="28"/>
-          <w:highlight w:val="green"/>
-        </w:rPr>
-        <w:t xml:space="preserve"> </w:t>
-      </w:r>
-      <w:r>
-        <w:rPr>
-          <w:rFonts w:cs="Times New Roman"/>
-          <w:szCs w:val="28"/>
-          <w:highlight w:val="green"/>
-        </w:rPr>
-        <w:t>тест,</w:t>
-      </w:r>
-      <w:r>
-        <w:rPr>
-          <w:rFonts w:cs="Times New Roman"/>
-          <w:szCs w:val="28"/>
-          <w:highlight w:val="green"/>
-        </w:rPr>
-        <w:t xml:space="preserve"> как и в главе 3.9</w:t>
-      </w:r>
-    </w:p>
-    <w:p>
-      <w:pPr>
-        <w:pStyle w:val="a3"/>
-        <w:numPr>
-          <w:ilvl w:val="0"/>
-          <w:numId w:val="32"/>
-        </w:numPr>
-        <w:spacing w:line="360" w:lineRule="auto"/>
-        <w:rPr>
-          <w:rFonts w:cs="Times New Roman"/>
-          <w:szCs w:val="28"/>
-          <w:highlight w:val="green"/>
-        </w:rPr>
-      </w:pPr>
-      <w:r>
-        <w:rPr>
-          <w:rFonts w:cs="Times New Roman"/>
-          <w:szCs w:val="28"/>
-          <w:highlight w:val="green"/>
-        </w:rPr>
-        <w:t xml:space="preserve">В главе 3.4 добавить на чем тестировалось (характеристики </w:t>
-      </w:r>
-      <w:proofErr w:type="spellStart"/>
-      <w:r>
-        <w:rPr>
-          <w:rFonts w:cs="Times New Roman"/>
-          <w:szCs w:val="28"/>
-          <w:highlight w:val="green"/>
-        </w:rPr>
-        <w:t>пк</w:t>
-      </w:r>
-      <w:proofErr w:type="spellEnd"/>
-      <w:r>
-        <w:rPr>
-          <w:rFonts w:cs="Times New Roman"/>
-          <w:szCs w:val="28"/>
-          <w:highlight w:val="green"/>
-        </w:rPr>
-        <w:t>, ос,</w:t>
-      </w:r>
-      <w:r>
-        <w:rPr>
-          <w:rFonts w:cs="Times New Roman"/>
-          <w:szCs w:val="28"/>
-          <w:highlight w:val="green"/>
-        </w:rPr>
-        <w:t xml:space="preserve"> </w:t>
-      </w:r>
-      <w:r>
-        <w:rPr>
-          <w:rFonts w:cs="Times New Roman"/>
-          <w:szCs w:val="28"/>
-          <w:highlight w:val="green"/>
-        </w:rPr>
-        <w:t xml:space="preserve">скорость </w:t>
-      </w:r>
-      <w:proofErr w:type="spellStart"/>
-      <w:r>
-        <w:rPr>
-          <w:rFonts w:cs="Times New Roman"/>
-          <w:szCs w:val="28"/>
-          <w:highlight w:val="green"/>
-        </w:rPr>
-        <w:t>инета</w:t>
-      </w:r>
-      <w:proofErr w:type="spellEnd"/>
-      <w:r>
-        <w:rPr>
-          <w:rFonts w:cs="Times New Roman"/>
-          <w:szCs w:val="28"/>
-          <w:highlight w:val="green"/>
-        </w:rPr>
-        <w:t>, браузер</w:t>
-      </w:r>
-      <w:r>
-        <w:rPr>
-          <w:rFonts w:cs="Times New Roman"/>
-          <w:szCs w:val="28"/>
-          <w:highlight w:val="green"/>
-        </w:rPr>
-        <w:t>, и</w:t>
-      </w:r>
-      <w:r>
-        <w:rPr>
-          <w:rFonts w:cs="Times New Roman"/>
-          <w:szCs w:val="28"/>
-          <w:highlight w:val="green"/>
-        </w:rPr>
-        <w:t xml:space="preserve"> </w:t>
-      </w:r>
-      <w:r>
-        <w:rPr>
-          <w:rFonts w:cs="Times New Roman"/>
-          <w:szCs w:val="28"/>
-          <w:highlight w:val="green"/>
-        </w:rPr>
-        <w:t>т. д.</w:t>
-      </w:r>
-      <w:r>
-        <w:rPr>
-          <w:rFonts w:cs="Times New Roman"/>
-          <w:szCs w:val="28"/>
-          <w:highlight w:val="green"/>
-        </w:rPr>
-        <w:t>)</w:t>
-      </w:r>
-    </w:p>
-    <w:p>
-      <w:pPr>
-        <w:pStyle w:val="a3"/>
-        <w:numPr>
-          <w:ilvl w:val="0"/>
-          <w:numId w:val="32"/>
-        </w:numPr>
-        <w:spacing w:line="360" w:lineRule="auto"/>
-        <w:rPr>
-          <w:rFonts w:cs="Times New Roman"/>
-          <w:szCs w:val="28"/>
-          <w:highlight w:val="green"/>
-        </w:rPr>
-      </w:pPr>
-      <w:r>
-        <w:rPr>
-          <w:rFonts w:cs="Times New Roman"/>
-          <w:szCs w:val="28"/>
-          <w:highlight w:val="green"/>
-        </w:rPr>
-        <w:t xml:space="preserve">Изменить в главе 2 те </w:t>
-      </w:r>
-      <w:r>
-        <w:rPr>
-          <w:rFonts w:cs="Times New Roman"/>
-          <w:szCs w:val="28"/>
-          <w:highlight w:val="green"/>
-        </w:rPr>
-        <w:t>фрагменты,</w:t>
-      </w:r>
-      <w:r>
-        <w:rPr>
-          <w:rFonts w:cs="Times New Roman"/>
-          <w:szCs w:val="28"/>
-          <w:highlight w:val="green"/>
-        </w:rPr>
-        <w:t xml:space="preserve"> где поменялся сам код.</w:t>
-      </w:r>
-    </w:p>
-    <w:p>
-      <w:pPr>
-        <w:pStyle w:val="a3"/>
-        <w:numPr>
-          <w:ilvl w:val="0"/>
-          <w:numId w:val="32"/>
-        </w:numPr>
-        <w:spacing w:line="360" w:lineRule="auto"/>
-        <w:rPr>
-          <w:rFonts w:cs="Times New Roman"/>
-          <w:szCs w:val="28"/>
-          <w:highlight w:val="green"/>
-        </w:rPr>
-      </w:pPr>
-      <w:r>
-        <w:rPr>
-          <w:rFonts w:cs="Times New Roman"/>
-          <w:szCs w:val="28"/>
-          <w:highlight w:val="green"/>
-        </w:rPr>
-        <w:t>Расширить Вывод</w:t>
-      </w:r>
-    </w:p>
-    <w:p>
-      <w:pPr>
-        <w:spacing w:line="360" w:lineRule="auto"/>
-        <w:rPr>
-          <w:rFonts w:cs="Times New Roman"/>
-          <w:szCs w:val="28"/>
-        </w:rPr>
-      </w:pPr>
-      <w:r>
-        <w:rPr>
-          <w:rFonts w:cs="Times New Roman"/>
-          <w:szCs w:val="28"/>
-        </w:rPr>
-        <w:br w:type="page"/>
       </w:r>
     </w:p>
     <w:p>
@@ -1228,7 +748,6 @@
         <w:rPr>
           <w:rFonts w:eastAsiaTheme="majorEastAsia" w:cs="Times New Roman"/>
           <w:szCs w:val="28"/>
-          <w:highlight w:val="yellow"/>
         </w:rPr>
         <w:t xml:space="preserve">Работа содержит </w:t>
       </w:r>
@@ -1236,7 +755,6 @@
         <w:rPr>
           <w:rFonts w:eastAsiaTheme="majorEastAsia" w:cs="Times New Roman"/>
           <w:szCs w:val="28"/>
-          <w:highlight w:val="yellow"/>
         </w:rPr>
         <w:t>6</w:t>
       </w:r>
@@ -1244,15 +762,13 @@
         <w:rPr>
           <w:rFonts w:eastAsiaTheme="majorEastAsia" w:cs="Times New Roman"/>
           <w:szCs w:val="28"/>
-          <w:highlight w:val="yellow"/>
-        </w:rPr>
-        <w:t>1</w:t>
-      </w:r>
-      <w:r>
-        <w:rPr>
-          <w:rFonts w:eastAsiaTheme="majorEastAsia" w:cs="Times New Roman"/>
-          <w:szCs w:val="28"/>
-          <w:highlight w:val="yellow"/>
+        </w:rPr>
+        <w:t>0</w:t>
+      </w:r>
+      <w:r>
+        <w:rPr>
+          <w:rFonts w:eastAsiaTheme="majorEastAsia" w:cs="Times New Roman"/>
+          <w:szCs w:val="28"/>
         </w:rPr>
         <w:t xml:space="preserve"> страницу, 12 рисунков, 2 таблицы, </w:t>
       </w:r>
@@ -1260,7 +776,6 @@
         <w:rPr>
           <w:rFonts w:eastAsiaTheme="majorEastAsia" w:cs="Times New Roman"/>
           <w:szCs w:val="28"/>
-          <w:highlight w:val="yellow"/>
         </w:rPr>
         <w:t>33</w:t>
       </w:r>
@@ -1268,7 +783,6 @@
         <w:rPr>
           <w:rFonts w:eastAsiaTheme="majorEastAsia" w:cs="Times New Roman"/>
           <w:szCs w:val="28"/>
-          <w:highlight w:val="yellow"/>
         </w:rPr>
         <w:t xml:space="preserve"> использованных источников.</w:t>
       </w:r>
@@ -9137,85 +8651,149 @@
         <w:jc w:val="center"/>
         <w:rPr>
           <w:rFonts w:eastAsiaTheme="majorEastAsia" w:cs="Times New Roman"/>
-          <w:iCs/>
           <w:sz w:val="32"/>
           <w:szCs w:val="28"/>
+          <w:lang w:val="en-US"/>
         </w:rPr>
       </w:pPr>
       <m:oMathPara>
         <m:oMath>
-          <m:r>
-            <w:rPr>
-              <w:rFonts w:ascii="Cambria Math" w:eastAsiaTheme="majorEastAsia" w:hAnsi="Cambria Math" w:cs="Times New Roman"/>
-              <w:sz w:val="32"/>
-              <w:szCs w:val="28"/>
-              <w:highlight w:val="magenta"/>
-            </w:rPr>
-            <m:t>b=</m:t>
-          </m:r>
-          <m:sSup>
-            <m:sSupPr>
+          <m:eqArr>
+            <m:eqArrPr>
+              <m:maxDist m:val="1"/>
               <m:ctrlPr>
                 <w:rPr>
                   <w:rFonts w:ascii="Cambria Math" w:eastAsiaTheme="majorEastAsia" w:hAnsi="Cambria Math" w:cs="Times New Roman"/>
                   <w:i/>
                   <w:sz w:val="32"/>
                   <w:szCs w:val="28"/>
-                  <w:highlight w:val="magenta"/>
+                  <w:lang w:val="en-US"/>
                 </w:rPr>
               </m:ctrlPr>
-            </m:sSupPr>
+            </m:eqArrPr>
             <m:e>
               <m:r>
                 <w:rPr>
                   <w:rFonts w:ascii="Cambria Math" w:eastAsiaTheme="majorEastAsia" w:hAnsi="Cambria Math" w:cs="Times New Roman"/>
                   <w:sz w:val="32"/>
                   <w:szCs w:val="28"/>
-                  <w:highlight w:val="magenta"/>
                 </w:rPr>
-                <m:t>p</m:t>
+                <m:t>b</m:t>
               </m:r>
-            </m:e>
-            <m:sup>
               <m:r>
                 <w:rPr>
                   <w:rFonts w:ascii="Cambria Math" w:eastAsiaTheme="majorEastAsia" w:hAnsi="Cambria Math" w:cs="Times New Roman"/>
                   <w:sz w:val="32"/>
                   <w:szCs w:val="28"/>
-                  <w:highlight w:val="magenta"/>
                 </w:rPr>
-                <m:t>'</m:t>
+                <m:t>=</m:t>
               </m:r>
-            </m:sup>
-          </m:sSup>
-          <m:r>
-            <w:rPr>
-              <w:rFonts w:ascii="Cambria Math" w:eastAsiaTheme="majorEastAsia" w:hAnsi="Cambria Math" w:cs="Times New Roman"/>
-              <w:sz w:val="32"/>
-              <w:szCs w:val="28"/>
-              <w:highlight w:val="magenta"/>
-            </w:rPr>
-            <m:t>&amp;</m:t>
-          </m:r>
-          <m:r>
-            <w:rPr>
-              <w:rFonts w:ascii="Cambria Math" w:eastAsiaTheme="majorEastAsia" w:hAnsi="Cambria Math" w:cs="Times New Roman"/>
-              <w:sz w:val="32"/>
-              <w:szCs w:val="28"/>
-              <w:highlight w:val="magenta"/>
-            </w:rPr>
-            <m:t>1,</m:t>
-          </m:r>
-          <m:r>
-            <w:rPr>
-              <w:rFonts w:ascii="Cambria Math" w:eastAsiaTheme="majorEastAsia" w:hAnsi="Cambria Math" w:cs="Times New Roman"/>
-              <w:sz w:val="32"/>
-              <w:szCs w:val="28"/>
-              <w:highlight w:val="magenta"/>
-              <w:lang w:val="en-US"/>
-            </w:rPr>
-            <m:t>#(1.2)</m:t>
-          </m:r>
+              <m:d>
+                <m:dPr>
+                  <m:ctrlPr>
+                    <w:rPr>
+                      <w:rFonts w:ascii="Cambria Math" w:eastAsiaTheme="majorEastAsia" w:hAnsi="Cambria Math" w:cs="Times New Roman"/>
+                      <w:i/>
+                      <w:sz w:val="32"/>
+                      <w:szCs w:val="28"/>
+                    </w:rPr>
+                  </m:ctrlPr>
+                </m:dPr>
+                <m:e>
+                  <m:r>
+                    <w:rPr>
+                      <w:rFonts w:ascii="Cambria Math" w:eastAsiaTheme="majorEastAsia" w:hAnsi="Cambria Math" w:cs="Times New Roman"/>
+                      <w:sz w:val="32"/>
+                      <w:szCs w:val="28"/>
+                    </w:rPr>
+                    <m:t>p</m:t>
+                  </m:r>
+                  <m:r>
+                    <w:rPr>
+                      <w:rFonts w:ascii="Cambria Math" w:eastAsiaTheme="majorEastAsia" w:hAnsi="Cambria Math" w:cs="Times New Roman"/>
+                      <w:sz w:val="32"/>
+                      <w:szCs w:val="28"/>
+                    </w:rPr>
+                    <m:t>'</m:t>
+                  </m:r>
+                  <m:r>
+                    <w:rPr>
+                      <w:rFonts w:ascii="Cambria Math" w:eastAsiaTheme="majorEastAsia" w:hAnsi="Cambria Math" w:cs="Times New Roman"/>
+                      <w:sz w:val="32"/>
+                      <w:szCs w:val="28"/>
+                    </w:rPr>
+                    <m:t xml:space="preserve"> &amp; </m:t>
+                  </m:r>
+                  <m:r>
+                    <w:rPr>
+                      <w:rFonts w:ascii="Cambria Math" w:eastAsiaTheme="majorEastAsia" w:hAnsi="Cambria Math" w:cs="Times New Roman"/>
+                      <w:sz w:val="32"/>
+                      <w:szCs w:val="28"/>
+                    </w:rPr>
+                    <m:t>1</m:t>
+                  </m:r>
+                </m:e>
+              </m:d>
+              <m:r>
+                <w:rPr>
+                  <w:rFonts w:ascii="Cambria Math" w:eastAsiaTheme="majorEastAsia" w:hAnsi="Cambria Math" w:cs="Times New Roman"/>
+                  <w:sz w:val="32"/>
+                  <w:szCs w:val="28"/>
+                  <w:lang w:val="en-US"/>
+                </w:rPr>
+                <m:t>,</m:t>
+              </m:r>
+              <m:r>
+                <w:rPr>
+                  <w:rFonts w:ascii="Cambria Math" w:eastAsiaTheme="majorEastAsia" w:hAnsi="Cambria Math" w:cs="Times New Roman"/>
+                  <w:sz w:val="32"/>
+                  <w:szCs w:val="28"/>
+                </w:rPr>
+                <m:t>#</m:t>
+              </m:r>
+              <m:d>
+                <m:dPr>
+                  <m:ctrlPr>
+                    <w:rPr>
+                      <w:rFonts w:ascii="Cambria Math" w:eastAsiaTheme="majorEastAsia" w:hAnsi="Cambria Math" w:cs="Times New Roman"/>
+                      <w:i/>
+                      <w:sz w:val="32"/>
+                      <w:szCs w:val="28"/>
+                      <w:lang w:val="en-US"/>
+                    </w:rPr>
+                  </m:ctrlPr>
+                </m:dPr>
+                <m:e>
+                  <m:r>
+                    <w:rPr>
+                      <w:rFonts w:ascii="Cambria Math" w:eastAsiaTheme="majorEastAsia" w:hAnsi="Cambria Math" w:cs="Times New Roman"/>
+                      <w:sz w:val="32"/>
+                      <w:szCs w:val="28"/>
+                      <w:lang w:val="en-US"/>
+                    </w:rPr>
+                    <m:t>1.</m:t>
+                  </m:r>
+                  <m:r>
+                    <w:rPr>
+                      <w:rFonts w:ascii="Cambria Math" w:eastAsiaTheme="majorEastAsia" w:hAnsi="Cambria Math" w:cs="Times New Roman"/>
+                      <w:sz w:val="32"/>
+                      <w:szCs w:val="28"/>
+                      <w:lang w:val="en-US"/>
+                    </w:rPr>
+                    <m:t>2</m:t>
+                  </m:r>
+                </m:e>
+              </m:d>
+              <m:ctrlPr>
+                <w:rPr>
+                  <w:rFonts w:ascii="Cambria Math" w:eastAsiaTheme="majorEastAsia" w:hAnsi="Cambria Math" w:cs="Times New Roman"/>
+                  <w:i/>
+                  <w:sz w:val="32"/>
+                  <w:szCs w:val="28"/>
+                </w:rPr>
+              </m:ctrlPr>
+            </m:e>
+          </m:eqArr>
         </m:oMath>
       </m:oMathPara>
     </w:p>
@@ -17300,15 +16878,8 @@
       <w:r>
         <w:rPr>
           <w:rFonts w:cs="Times New Roman"/>
-          <w:highlight w:val="yellow"/>
-        </w:rPr>
-        <w:t>рисунке 2.1</w:t>
-      </w:r>
-      <w:r>
-        <w:rPr>
-          <w:rFonts w:cs="Times New Roman"/>
-        </w:rPr>
-        <w:t>.</w:t>
+        </w:rPr>
+        <w:t>рисунке 2.1.</w:t>
       </w:r>
     </w:p>
     <w:p>
@@ -17386,7 +16957,6 @@
       <w:r>
         <w:rPr>
           <w:rFonts w:cs="Times New Roman"/>
-          <w:highlight w:val="yellow"/>
         </w:rPr>
         <w:t>Рисунок 2.1 - Структурная схема программного комплекса</w:t>
       </w:r>
@@ -20533,8 +20103,10 @@
         <w:rPr>
           <w:rFonts w:cs="Times New Roman"/>
           <w:szCs w:val="28"/>
-        </w:rPr>
-      </w:pPr>
+          <w:lang w:val="en-US"/>
+        </w:rPr>
+      </w:pPr>
+      <w:proofErr w:type="spellStart"/>
       <w:r>
         <w:rPr>
           <w:rFonts w:cs="Times New Roman"/>
@@ -20547,6 +20119,7 @@
         <w:rPr>
           <w:rFonts w:cs="Times New Roman"/>
           <w:szCs w:val="28"/>
+          <w:lang w:val="en-US"/>
         </w:rPr>
         <w:t>_</w:t>
       </w:r>
@@ -20558,10 +20131,12 @@
         </w:rPr>
         <w:t>name</w:t>
       </w:r>
-      <w:r>
-        <w:rPr>
-          <w:rFonts w:cs="Times New Roman"/>
-          <w:szCs w:val="28"/>
+      <w:proofErr w:type="spellEnd"/>
+      <w:r>
+        <w:rPr>
+          <w:rFonts w:cs="Times New Roman"/>
+          <w:szCs w:val="28"/>
+          <w:lang w:val="en-US"/>
         </w:rPr>
         <w:t xml:space="preserve"> = </w:t>
       </w:r>
@@ -20575,11 +20150,11 @@
         </w:rPr>
         <w:t>os</w:t>
       </w:r>
-      <w:proofErr w:type="spellEnd"/>
-      <w:r>
-        <w:rPr>
-          <w:rFonts w:cs="Times New Roman"/>
-          <w:szCs w:val="28"/>
+      <w:r>
+        <w:rPr>
+          <w:rFonts w:cs="Times New Roman"/>
+          <w:szCs w:val="28"/>
+          <w:lang w:val="en-US"/>
         </w:rPr>
         <w:t>.</w:t>
       </w:r>
@@ -20596,10 +20171,10 @@
         <w:rPr>
           <w:rFonts w:cs="Times New Roman"/>
           <w:szCs w:val="28"/>
+          <w:lang w:val="en-US"/>
         </w:rPr>
         <w:t>.</w:t>
       </w:r>
-      <w:proofErr w:type="spellStart"/>
       <w:r>
         <w:rPr>
           <w:rFonts w:cs="Times New Roman"/>
@@ -20613,9 +20188,11 @@
         <w:rPr>
           <w:rFonts w:cs="Times New Roman"/>
           <w:szCs w:val="28"/>
+          <w:lang w:val="en-US"/>
         </w:rPr>
         <w:t>(</w:t>
       </w:r>
+      <w:proofErr w:type="spellStart"/>
       <w:r>
         <w:rPr>
           <w:rFonts w:cs="Times New Roman"/>
@@ -20628,6 +20205,7 @@
         <w:rPr>
           <w:rFonts w:cs="Times New Roman"/>
           <w:szCs w:val="28"/>
+          <w:lang w:val="en-US"/>
         </w:rPr>
         <w:t>_</w:t>
       </w:r>
@@ -20644,6 +20222,7 @@
         <w:rPr>
           <w:rFonts w:cs="Times New Roman"/>
           <w:szCs w:val="28"/>
+          <w:lang w:val="en-US"/>
         </w:rPr>
         <w:t>.</w:t>
       </w:r>
@@ -20655,10 +20234,12 @@
         </w:rPr>
         <w:t>filename</w:t>
       </w:r>
-      <w:r>
-        <w:rPr>
-          <w:rFonts w:cs="Times New Roman"/>
-          <w:szCs w:val="28"/>
+      <w:proofErr w:type="spellEnd"/>
+      <w:r>
+        <w:rPr>
+          <w:rFonts w:cs="Times New Roman"/>
+          <w:szCs w:val="28"/>
+          <w:lang w:val="en-US"/>
         </w:rPr>
         <w:t>)[</w:t>
       </w:r>
@@ -20667,6 +20248,7 @@
         <w:rPr>
           <w:rFonts w:cs="Times New Roman"/>
           <w:szCs w:val="28"/>
+          <w:lang w:val="en-US"/>
         </w:rPr>
         <w:t>0]</w:t>
       </w:r>
@@ -32645,6 +32227,7 @@
         <w:rPr>
           <w:rFonts w:cs="Times New Roman"/>
           <w:szCs w:val="28"/>
+          <w:lang w:val="en-US"/>
         </w:rPr>
       </w:pPr>
       <w:r>
@@ -32670,6 +32253,7 @@
         <w:rPr>
           <w:rFonts w:cs="Times New Roman"/>
           <w:szCs w:val="28"/>
+          <w:lang w:val="en-US"/>
         </w:rPr>
         <w:t>(</w:t>
       </w:r>
@@ -32678,6 +32262,7 @@
         <w:rPr>
           <w:rFonts w:cs="Times New Roman"/>
           <w:szCs w:val="28"/>
+          <w:lang w:val="en-US"/>
         </w:rPr>
         <w:t>);</w:t>
       </w:r>
@@ -34020,7 +33605,6 @@
         <w:rPr>
           <w:rFonts w:cs="Times New Roman"/>
           <w:szCs w:val="28"/>
-          <w:highlight w:val="yellow"/>
         </w:rPr>
         <w:t>рисунке 3.1.</w:t>
       </w:r>
@@ -34092,7 +33676,6 @@
         <w:rPr>
           <w:rFonts w:cs="Times New Roman"/>
           <w:szCs w:val="28"/>
-          <w:highlight w:val="yellow"/>
         </w:rPr>
         <w:t>Рисунок 3.1</w:t>
       </w:r>
@@ -34208,7 +33791,6 @@
         <w:rPr>
           <w:rFonts w:cs="Times New Roman"/>
           <w:szCs w:val="28"/>
-          <w:highlight w:val="yellow"/>
         </w:rPr>
         <w:t>рисунке 3.2.</w:t>
       </w:r>
@@ -34281,7 +33863,6 @@
         <w:rPr>
           <w:rFonts w:cs="Times New Roman"/>
           <w:szCs w:val="28"/>
-          <w:highlight w:val="yellow"/>
         </w:rPr>
         <w:t>Рисунок 3.2</w:t>
       </w:r>
@@ -34362,7 +33943,6 @@
         <w:rPr>
           <w:rFonts w:cs="Times New Roman"/>
           <w:szCs w:val="28"/>
-          <w:highlight w:val="yellow"/>
         </w:rPr>
         <w:t>рисунке 3.3.</w:t>
       </w:r>
@@ -34466,27 +34046,26 @@
         <w:rPr>
           <w:rFonts w:cs="Times New Roman"/>
           <w:szCs w:val="28"/>
+        </w:rPr>
+        <w:t>Рисунок 3.3</w:t>
+      </w:r>
+      <w:r>
+        <w:rPr>
+          <w:rFonts w:cs="Times New Roman"/>
+          <w:szCs w:val="28"/>
+        </w:rPr>
+        <w:t xml:space="preserve"> – Появление кнопки скачивания изображения</w:t>
+      </w:r>
+    </w:p>
+    <w:p>
+      <w:pPr>
+        <w:spacing w:line="360" w:lineRule="auto"/>
+        <w:ind w:firstLine="708"/>
+        <w:rPr>
+          <w:rFonts w:cs="Times New Roman"/>
+          <w:szCs w:val="28"/>
           <w:highlight w:val="yellow"/>
         </w:rPr>
-        <w:t>Рисунок 3.3</w:t>
-      </w:r>
-      <w:r>
-        <w:rPr>
-          <w:rFonts w:cs="Times New Roman"/>
-          <w:szCs w:val="28"/>
-        </w:rPr>
-        <w:t xml:space="preserve"> – Появление кнопки скачивания изображения</w:t>
-      </w:r>
-    </w:p>
-    <w:p>
-      <w:pPr>
-        <w:spacing w:line="360" w:lineRule="auto"/>
-        <w:ind w:firstLine="708"/>
-        <w:rPr>
-          <w:rFonts w:cs="Times New Roman"/>
-          <w:szCs w:val="28"/>
-          <w:highlight w:val="yellow"/>
-        </w:rPr>
       </w:pPr>
       <w:r>
         <w:rPr>
@@ -34499,7 +34078,6 @@
         <w:rPr>
           <w:rFonts w:cs="Times New Roman"/>
           <w:szCs w:val="28"/>
-          <w:highlight w:val="yellow"/>
         </w:rPr>
         <w:t>рисунке 3.4</w:t>
       </w:r>
@@ -34579,25 +34157,8 @@
         <w:rPr>
           <w:rFonts w:cs="Times New Roman"/>
           <w:szCs w:val="28"/>
-          <w:highlight w:val="yellow"/>
-        </w:rPr>
-        <w:t xml:space="preserve">Рисунок </w:t>
-      </w:r>
-      <w:r>
-        <w:rPr>
-          <w:rFonts w:cs="Times New Roman"/>
-          <w:szCs w:val="28"/>
-          <w:highlight w:val="yellow"/>
-        </w:rPr>
-        <w:t>3.4</w:t>
-      </w:r>
-      <w:r>
-        <w:rPr>
-          <w:rFonts w:cs="Times New Roman"/>
-          <w:szCs w:val="28"/>
-          <w:highlight w:val="yellow"/>
-        </w:rPr>
-        <w:t xml:space="preserve"> </w:t>
+        </w:rPr>
+        <w:t xml:space="preserve">Рисунок 3.4 </w:t>
       </w:r>
       <w:r>
         <w:rPr>
@@ -34672,7 +34233,6 @@
         <w:rPr>
           <w:rFonts w:cs="Times New Roman"/>
           <w:szCs w:val="28"/>
-          <w:highlight w:val="yellow"/>
         </w:rPr>
         <w:t>рисунке 3.5</w:t>
       </w:r>
@@ -34752,43 +34312,26 @@
         <w:rPr>
           <w:rFonts w:cs="Times New Roman"/>
           <w:szCs w:val="28"/>
+        </w:rPr>
+        <w:t xml:space="preserve">Рисунок 3.5 </w:t>
+      </w:r>
+      <w:r>
+        <w:rPr>
+          <w:rFonts w:cs="Times New Roman"/>
+          <w:szCs w:val="28"/>
+        </w:rPr>
+        <w:t>– Выбор изображения со скрытыми данными</w:t>
+      </w:r>
+    </w:p>
+    <w:p>
+      <w:pPr>
+        <w:spacing w:line="360" w:lineRule="auto"/>
+        <w:ind w:firstLine="708"/>
+        <w:rPr>
+          <w:rFonts w:cs="Times New Roman"/>
+          <w:szCs w:val="28"/>
           <w:highlight w:val="yellow"/>
         </w:rPr>
-        <w:t xml:space="preserve">Рисунок </w:t>
-      </w:r>
-      <w:r>
-        <w:rPr>
-          <w:rFonts w:cs="Times New Roman"/>
-          <w:szCs w:val="28"/>
-          <w:highlight w:val="yellow"/>
-        </w:rPr>
-        <w:t>3.5</w:t>
-      </w:r>
-      <w:r>
-        <w:rPr>
-          <w:rFonts w:cs="Times New Roman"/>
-          <w:szCs w:val="28"/>
-          <w:highlight w:val="yellow"/>
-        </w:rPr>
-        <w:t xml:space="preserve"> </w:t>
-      </w:r>
-      <w:r>
-        <w:rPr>
-          <w:rFonts w:cs="Times New Roman"/>
-          <w:szCs w:val="28"/>
-        </w:rPr>
-        <w:t>– Выбор изображения со скрытыми данными</w:t>
-      </w:r>
-    </w:p>
-    <w:p>
-      <w:pPr>
-        <w:spacing w:line="360" w:lineRule="auto"/>
-        <w:ind w:firstLine="708"/>
-        <w:rPr>
-          <w:rFonts w:cs="Times New Roman"/>
-          <w:szCs w:val="28"/>
-          <w:highlight w:val="yellow"/>
-        </w:rPr>
       </w:pPr>
       <w:r>
         <w:rPr>
@@ -34817,7 +34360,6 @@
         <w:rPr>
           <w:rFonts w:cs="Times New Roman"/>
           <w:szCs w:val="28"/>
-          <w:highlight w:val="yellow"/>
         </w:rPr>
         <w:t>рисунке 3.6.</w:t>
       </w:r>
@@ -34889,25 +34431,8 @@
         <w:rPr>
           <w:rFonts w:cs="Times New Roman"/>
           <w:szCs w:val="28"/>
-          <w:highlight w:val="yellow"/>
-        </w:rPr>
-        <w:t xml:space="preserve">Рисунок </w:t>
-      </w:r>
-      <w:r>
-        <w:rPr>
-          <w:rFonts w:cs="Times New Roman"/>
-          <w:szCs w:val="28"/>
-          <w:highlight w:val="yellow"/>
-        </w:rPr>
-        <w:t>3.6</w:t>
-      </w:r>
-      <w:r>
-        <w:rPr>
-          <w:rFonts w:cs="Times New Roman"/>
-          <w:szCs w:val="28"/>
-          <w:highlight w:val="yellow"/>
-        </w:rPr>
-        <w:t xml:space="preserve"> </w:t>
+        </w:rPr>
+        <w:t xml:space="preserve">Рисунок 3.6 </w:t>
       </w:r>
       <w:r>
         <w:rPr>
@@ -35489,7 +35014,6 @@
         <w:rPr>
           <w:rFonts w:cs="Times New Roman"/>
           <w:szCs w:val="28"/>
-          <w:highlight w:val="yellow"/>
         </w:rPr>
         <w:t>рисунке 3.7</w:t>
       </w:r>
@@ -35543,7 +35067,7 @@
           <w:noProof/>
         </w:rPr>
         <w:drawing>
-          <wp:inline distT="0" distB="0" distL="0" distR="0" wp14:anchorId="3FCF3AD6" wp14:editId="6A813048">
+          <wp:inline distT="0" distB="0" distL="0" distR="0" wp14:anchorId="3FCF3AD6" wp14:editId="1506E74D">
             <wp:extent cx="6120130" cy="3023870"/>
             <wp:effectExtent l="0" t="0" r="0" b="5080"/>
             <wp:docPr id="403517552" name="Рисунок 2"/>
@@ -35605,17 +35129,8 @@
         <w:rPr>
           <w:rFonts w:cs="Times New Roman"/>
           <w:szCs w:val="28"/>
-          <w:highlight w:val="yellow"/>
-        </w:rPr>
-        <w:t>Рисунок 3.</w:t>
-      </w:r>
-      <w:r>
-        <w:rPr>
-          <w:rFonts w:cs="Times New Roman"/>
-          <w:szCs w:val="28"/>
-          <w:highlight w:val="yellow"/>
-        </w:rPr>
-        <w:t>7</w:t>
+        </w:rPr>
+        <w:t>Рисунок 3.7</w:t>
       </w:r>
       <w:r>
         <w:rPr>
@@ -35732,9 +35247,6 @@
         <w:t xml:space="preserve">Временные характеристики алгоритмов, измеренные как суммарное время скрытия и извлечения, показаны на </w:t>
       </w:r>
       <w:r>
-        <w:rPr>
-          <w:highlight w:val="yellow"/>
-        </w:rPr>
         <w:t>рисунке 3.8</w:t>
       </w:r>
       <w:r>
@@ -35763,7 +35275,7 @@
           <w:noProof/>
         </w:rPr>
         <w:drawing>
-          <wp:inline distT="0" distB="0" distL="0" distR="0" wp14:anchorId="10D2F4B8" wp14:editId="762E5509">
+          <wp:inline distT="0" distB="0" distL="0" distR="0" wp14:anchorId="10D2F4B8" wp14:editId="559D77B9">
             <wp:extent cx="6120130" cy="3549015"/>
             <wp:effectExtent l="0" t="0" r="0" b="0"/>
             <wp:docPr id="104416349" name="Рисунок 4"/>
@@ -35825,17 +35337,8 @@
         <w:rPr>
           <w:rFonts w:cs="Times New Roman"/>
           <w:szCs w:val="28"/>
-          <w:highlight w:val="yellow"/>
-        </w:rPr>
-        <w:t>Рисунок 3.</w:t>
-      </w:r>
-      <w:r>
-        <w:rPr>
-          <w:rFonts w:cs="Times New Roman"/>
-          <w:szCs w:val="28"/>
-          <w:highlight w:val="yellow"/>
-        </w:rPr>
-        <w:t>8</w:t>
+        </w:rPr>
+        <w:t>Рисунок 3.8</w:t>
       </w:r>
       <w:r>
         <w:rPr>
@@ -35961,7 +35464,6 @@
         <w:rPr>
           <w:rFonts w:cs="Times New Roman"/>
           <w:szCs w:val="28"/>
-          <w:highlight w:val="yellow"/>
         </w:rPr>
         <w:t>рисунке 3.9</w:t>
       </w:r>
@@ -36033,7 +35535,7 @@
           <w:szCs w:val="28"/>
         </w:rPr>
         <w:drawing>
-          <wp:inline distT="0" distB="0" distL="0" distR="0" wp14:anchorId="59E80070" wp14:editId="39CC859B">
+          <wp:inline distT="0" distB="0" distL="0" distR="0" wp14:anchorId="59E80070" wp14:editId="3166F3A3">
             <wp:extent cx="6120130" cy="3023870"/>
             <wp:effectExtent l="0" t="0" r="0" b="5080"/>
             <wp:docPr id="1734406747" name="Рисунок 8"/>
@@ -36095,17 +35597,8 @@
         <w:rPr>
           <w:rFonts w:cs="Times New Roman"/>
           <w:szCs w:val="28"/>
-          <w:highlight w:val="yellow"/>
-        </w:rPr>
-        <w:t>Рисунок 3.</w:t>
-      </w:r>
-      <w:r>
-        <w:rPr>
-          <w:rFonts w:cs="Times New Roman"/>
-          <w:szCs w:val="28"/>
-          <w:highlight w:val="yellow"/>
-        </w:rPr>
-        <w:t>9</w:t>
+        </w:rPr>
+        <w:t>Рисунок 3.9</w:t>
       </w:r>
       <w:r>
         <w:rPr>
@@ -36148,7 +35641,6 @@
         <w:rPr>
           <w:rFonts w:cs="Times New Roman"/>
           <w:szCs w:val="28"/>
-          <w:highlight w:val="yellow"/>
         </w:rPr>
         <w:t>рисунке 3.10</w:t>
       </w:r>
@@ -36177,7 +35669,7 @@
         </w:rPr>
         <w:lastRenderedPageBreak/>
         <w:drawing>
-          <wp:inline distT="0" distB="0" distL="0" distR="0" wp14:anchorId="12AD7D8A" wp14:editId="2D51E50A">
+          <wp:inline distT="0" distB="0" distL="0" distR="0" wp14:anchorId="12AD7D8A" wp14:editId="06D4EBCE">
             <wp:extent cx="6120130" cy="3647440"/>
             <wp:effectExtent l="0" t="0" r="0" b="0"/>
             <wp:docPr id="964968743" name="Рисунок 6"/>
@@ -36239,7 +35731,6 @@
         <w:rPr>
           <w:rFonts w:cs="Times New Roman"/>
           <w:szCs w:val="28"/>
-          <w:highlight w:val="yellow"/>
         </w:rPr>
         <w:t>Рисунок 3.10</w:t>
       </w:r>
@@ -36338,7 +35829,6 @@
         <w:rPr>
           <w:rFonts w:cs="Times New Roman"/>
           <w:szCs w:val="28"/>
-          <w:highlight w:val="yellow"/>
         </w:rPr>
         <w:t>рисунке 3.11</w:t>
       </w:r>
@@ -36419,6 +35909,7 @@
       <w:r>
         <w:rPr>
           <w:rFonts w:eastAsia="Times New Roman" w:cs="Times New Roman"/>
+          <w:noProof/>
           <w:sz w:val="24"/>
           <w:szCs w:val="24"/>
           <w:lang w:eastAsia="ru-RU"/>
@@ -36474,23 +35965,13 @@
         <w:rPr>
           <w:rFonts w:cs="Times New Roman"/>
           <w:szCs w:val="28"/>
-          <w:highlight w:val="yellow"/>
-        </w:rPr>
-        <w:t>Рисунок 3.</w:t>
-      </w:r>
-      <w:r>
-        <w:rPr>
-          <w:rFonts w:cs="Times New Roman"/>
-          <w:szCs w:val="28"/>
-          <w:highlight w:val="yellow"/>
-        </w:rPr>
-        <w:t>1</w:t>
-      </w:r>
-      <w:r>
-        <w:rPr>
-          <w:rFonts w:cs="Times New Roman"/>
-          <w:szCs w:val="28"/>
-          <w:highlight w:val="yellow"/>
+        </w:rPr>
+        <w:t>Рисунок 3.1</w:t>
+      </w:r>
+      <w:r>
+        <w:rPr>
+          <w:rFonts w:cs="Times New Roman"/>
+          <w:szCs w:val="28"/>
         </w:rPr>
         <w:t>1</w:t>
       </w:r>
@@ -36613,23 +36094,13 @@
         <w:rPr>
           <w:rFonts w:cs="Times New Roman"/>
           <w:szCs w:val="28"/>
-          <w:highlight w:val="yellow"/>
-        </w:rPr>
-        <w:t>рисунке 3.</w:t>
-      </w:r>
-      <w:r>
-        <w:rPr>
-          <w:rFonts w:cs="Times New Roman"/>
-          <w:szCs w:val="28"/>
-          <w:highlight w:val="yellow"/>
-        </w:rPr>
-        <w:t>1</w:t>
-      </w:r>
-      <w:r>
-        <w:rPr>
-          <w:rFonts w:cs="Times New Roman"/>
-          <w:szCs w:val="28"/>
-          <w:highlight w:val="yellow"/>
+        </w:rPr>
+        <w:t>рисунке 3.1</w:t>
+      </w:r>
+      <w:r>
+        <w:rPr>
+          <w:rFonts w:cs="Times New Roman"/>
+          <w:szCs w:val="28"/>
         </w:rPr>
         <w:t>2</w:t>
       </w:r>
@@ -36737,7 +36208,6 @@
         <w:rPr>
           <w:rFonts w:cs="Times New Roman"/>
           <w:szCs w:val="28"/>
-          <w:highlight w:val="yellow"/>
         </w:rPr>
         <w:t xml:space="preserve">Рисунок </w:t>
       </w:r>
@@ -36745,17 +36215,8 @@
         <w:rPr>
           <w:rFonts w:cs="Times New Roman"/>
           <w:szCs w:val="28"/>
-          <w:highlight w:val="yellow"/>
-        </w:rPr>
-        <w:t>3.</w:t>
-      </w:r>
-      <w:r>
-        <w:rPr>
-          <w:rFonts w:cs="Times New Roman"/>
-          <w:szCs w:val="28"/>
-          <w:highlight w:val="yellow"/>
-        </w:rPr>
-        <w:t>12</w:t>
+        </w:rPr>
+        <w:t>3.12</w:t>
       </w:r>
       <w:r>
         <w:rPr>
@@ -36833,7 +36294,6 @@
         <w:rPr>
           <w:rFonts w:cs="Times New Roman"/>
           <w:szCs w:val="28"/>
-          <w:highlight w:val="yellow"/>
         </w:rPr>
         <w:t>рисунке 3.1</w:t>
       </w:r>
@@ -36841,7 +36301,6 @@
         <w:rPr>
           <w:rFonts w:cs="Times New Roman"/>
           <w:szCs w:val="28"/>
-          <w:highlight w:val="yellow"/>
         </w:rPr>
         <w:t>3</w:t>
       </w:r>
@@ -36925,23 +36384,13 @@
         <w:rPr>
           <w:rFonts w:cs="Times New Roman"/>
           <w:szCs w:val="28"/>
-          <w:highlight w:val="yellow"/>
-        </w:rPr>
-        <w:t>Рисунок 3.</w:t>
-      </w:r>
-      <w:r>
-        <w:rPr>
-          <w:rFonts w:cs="Times New Roman"/>
-          <w:szCs w:val="28"/>
-          <w:highlight w:val="yellow"/>
-        </w:rPr>
-        <w:t>1</w:t>
-      </w:r>
-      <w:r>
-        <w:rPr>
-          <w:rFonts w:cs="Times New Roman"/>
-          <w:szCs w:val="28"/>
-          <w:highlight w:val="yellow"/>
+        </w:rPr>
+        <w:t>Рисунок 3.1</w:t>
+      </w:r>
+      <w:r>
+        <w:rPr>
+          <w:rFonts w:cs="Times New Roman"/>
+          <w:szCs w:val="28"/>
         </w:rPr>
         <w:t>3</w:t>
       </w:r>
@@ -37080,7 +36529,6 @@
         <w:rPr>
           <w:rFonts w:cs="Times New Roman"/>
           <w:szCs w:val="28"/>
-          <w:highlight w:val="yellow"/>
         </w:rPr>
         <w:t>пересжатию</w:t>
       </w:r>
@@ -43625,7 +43073,7 @@
   <w:style w:type="paragraph" w:default="1" w:styleId="a">
     <w:name w:val="Normal"/>
     <w:qFormat/>
-    <w:rsid w:val="007C43D5"/>
+    <w:rsid w:val="008E5BB1"/>
     <w:pPr>
       <w:jc w:val="both"/>
     </w:pPr>
@@ -43725,6 +43173,7 @@
   <w:style w:type="character" w:default="1" w:styleId="a0">
     <w:name w:val="Default Paragraph Font"/>
     <w:uiPriority w:val="1"/>
+    <w:semiHidden/>
     <w:unhideWhenUsed/>
   </w:style>
   <w:style w:type="table" w:default="1" w:styleId="a1">
